--- a/resources/templates/rental_contract_template_no_sign.docx
+++ b/resources/templates/rental_contract_template_no_sign.docx
@@ -6116,56 +6116,6 @@
           <w:szCs w:val="24"/>
         </w:rPr>
       </w:pPr>
-    </w:p>
-    <w:p>
-      <w:pPr>
-        <w:spacing w:after="0"/>
-        <w:jc w:val="right"/>
-        <w:rPr>
-          <w:sz w:val="24"/>
-          <w:szCs w:val="24"/>
-        </w:rPr>
-      </w:pPr>
-    </w:p>
-    <w:p>
-      <w:pPr>
-        <w:spacing w:after="0"/>
-        <w:jc w:val="right"/>
-        <w:rPr>
-          <w:sz w:val="24"/>
-          <w:szCs w:val="24"/>
-        </w:rPr>
-      </w:pPr>
-    </w:p>
-    <w:p>
-      <w:pPr>
-        <w:spacing w:after="0"/>
-        <w:jc w:val="right"/>
-        <w:rPr>
-          <w:sz w:val="24"/>
-          <w:szCs w:val="24"/>
-        </w:rPr>
-      </w:pPr>
-    </w:p>
-    <w:p>
-      <w:pPr>
-        <w:spacing w:after="0"/>
-        <w:jc w:val="right"/>
-        <w:rPr>
-          <w:sz w:val="24"/>
-          <w:szCs w:val="24"/>
-        </w:rPr>
-      </w:pPr>
-    </w:p>
-    <w:p>
-      <w:pPr>
-        <w:spacing w:after="0"/>
-        <w:jc w:val="right"/>
-        <w:rPr>
-          <w:sz w:val="24"/>
-          <w:szCs w:val="24"/>
-        </w:rPr>
-      </w:pPr>
       <w:r>
         <w:rPr>
           <w:sz w:val="24"/>
@@ -6985,7 +6935,6 @@
           <w:sz w:val="24"/>
           <w:szCs w:val="24"/>
         </w:rPr>
-        <w:lastRenderedPageBreak/>
         <w:t>Самостоятельно разбирать, вскрывать корпус, модифицировать АКБ или изменять её схему.</w:t>
       </w:r>
     </w:p>
@@ -7092,6 +7041,7 @@
           <w:sz w:val="24"/>
           <w:szCs w:val="24"/>
         </w:rPr>
+        <w:lastRenderedPageBreak/>
         <w:t>6. Ответственность</w:t>
       </w:r>
     </w:p>
@@ -7330,6 +7280,22 @@
           <w:szCs w:val="24"/>
         </w:rPr>
       </w:pPr>
+    </w:p>
+    <w:p>
+      <w:pPr>
+        <w:spacing w:line="259" w:lineRule="auto"/>
+        <w:rPr>
+          <w:sz w:val="24"/>
+          <w:szCs w:val="24"/>
+        </w:rPr>
+      </w:pPr>
+      <w:r>
+        <w:rPr>
+          <w:sz w:val="24"/>
+          <w:szCs w:val="24"/>
+        </w:rPr>
+        <w:br w:type="page"/>
+      </w:r>
     </w:p>
     <w:p>
       <w:pPr>
@@ -8224,7 +8190,6 @@
                 <w:sz w:val="24"/>
                 <w:szCs w:val="24"/>
               </w:rPr>
-              <w:lastRenderedPageBreak/>
               <w:t xml:space="preserve">Электровелосипед </w:t>
             </w:r>
             <w:proofErr w:type="spellStart"/>
@@ -8769,11 +8734,42 @@
           <w:szCs w:val="24"/>
         </w:rPr>
       </w:pPr>
-      <w:r>
-        <w:rPr>
-          <w:sz w:val="24"/>
-          <w:szCs w:val="24"/>
-        </w:rPr>
+    </w:p>
+    <w:p>
+      <w:pPr>
+        <w:spacing w:after="0"/>
+        <w:jc w:val="right"/>
+        <w:rPr>
+          <w:sz w:val="24"/>
+          <w:szCs w:val="24"/>
+        </w:rPr>
+      </w:pPr>
+    </w:p>
+    <w:p>
+      <w:pPr>
+        <w:spacing w:after="0"/>
+        <w:jc w:val="right"/>
+        <w:rPr>
+          <w:sz w:val="24"/>
+          <w:szCs w:val="24"/>
+        </w:rPr>
+      </w:pPr>
+    </w:p>
+    <w:p>
+      <w:pPr>
+        <w:spacing w:after="0"/>
+        <w:jc w:val="right"/>
+        <w:rPr>
+          <w:sz w:val="24"/>
+          <w:szCs w:val="24"/>
+        </w:rPr>
+      </w:pPr>
+      <w:r>
+        <w:rPr>
+          <w:sz w:val="24"/>
+          <w:szCs w:val="24"/>
+        </w:rPr>
+        <w:lastRenderedPageBreak/>
         <w:t>Приложение №4</w:t>
       </w:r>
       <w:r>
@@ -9161,15 +9157,7 @@
           <w:szCs w:val="24"/>
         </w:rPr>
         <w:br/>
-        <w:t xml:space="preserve">2. Субарендатор имеет право пользоваться электровелосипедом и сопутствующим имуществом с момента подписания настоящего Акта приема-передачи на первоначальный срок 1 (одна) неделя; при этом Субарендатор вправе последовательно продлевать право пользования электровелосипедом и сопутствующим имуществом на каждую последующую неделю (или более длительный срок) при условии внесения 100% предоплаты, согласно условий в указанных в </w:t>
-      </w:r>
-      <w:r>
-        <w:rPr>
-          <w:sz w:val="24"/>
-          <w:szCs w:val="24"/>
-        </w:rPr>
-        <w:lastRenderedPageBreak/>
-        <w:t xml:space="preserve">Прайс-листе (Приложение №3 к настоящему Договору) до истечения текущего оплаченного периода, и обязан незамедлительно вернуть электровелосипед и сопутствующее имущество </w:t>
+        <w:t xml:space="preserve">2. Субарендатор имеет право пользоваться электровелосипедом и сопутствующим имуществом с момента подписания настоящего Акта приема-передачи на первоначальный срок 1 (одна) неделя; при этом Субарендатор вправе последовательно продлевать право пользования электровелосипедом и сопутствующим имуществом на каждую последующую неделю (или более длительный срок) при условии внесения 100% предоплаты, согласно условий в указанных в Прайс-листе (Приложение №3 к настоящему Договору) до истечения текущего оплаченного периода, и обязан незамедлительно вернуть электровелосипед и сопутствующее имущество </w:t>
       </w:r>
       <w:proofErr w:type="spellStart"/>
       <w:r>

--- a/resources/templates/rental_contract_template_no_sign.docx
+++ b/resources/templates/rental_contract_template_no_sign.docx
@@ -3283,19 +3283,7 @@
     <w:p>
       <w:pPr>
         <w:spacing w:after="0"/>
-        <w:ind w:firstLine="709"/>
-        <w:jc w:val="right"/>
-        <w:rPr>
-          <w:sz w:val="24"/>
-          <w:szCs w:val="24"/>
-        </w:rPr>
-      </w:pPr>
-    </w:p>
-    <w:p>
-      <w:pPr>
-        <w:spacing w:after="0"/>
-        <w:ind w:firstLine="709"/>
-        <w:jc w:val="right"/>
+        <w:ind w:right="480"/>
         <w:rPr>
           <w:sz w:val="24"/>
           <w:szCs w:val="24"/>
@@ -3326,21 +3314,6 @@
         </w:rPr>
         <w:t>Дополнительные условия использования электровелосипеда и сопутствующего имущества</w:t>
       </w:r>
-    </w:p>
-    <w:p>
-      <w:pPr>
-        <w:tabs>
-          <w:tab w:val="left" w:pos="2160"/>
-        </w:tabs>
-        <w:jc w:val="center"/>
-        <w:rPr>
-          <w:rFonts w:cs="Times New Roman"/>
-          <w:b/>
-          <w:bCs/>
-          <w:sz w:val="24"/>
-          <w:szCs w:val="24"/>
-        </w:rPr>
-      </w:pPr>
     </w:p>
     <w:p>
       <w:pPr>
@@ -4765,7 +4738,6 @@
                 <w:sz w:val="24"/>
                 <w:szCs w:val="24"/>
               </w:rPr>
-              <w:lastRenderedPageBreak/>
               <w:t>Крыло переднее</w:t>
             </w:r>
           </w:p>
@@ -4819,6 +4791,7 @@
                 <w:sz w:val="24"/>
                 <w:szCs w:val="24"/>
               </w:rPr>
+              <w:lastRenderedPageBreak/>
               <w:t>Крыло заднее</w:t>
             </w:r>
           </w:p>
@@ -6121,6 +6094,7 @@
           <w:sz w:val="24"/>
           <w:szCs w:val="24"/>
         </w:rPr>
+        <w:lastRenderedPageBreak/>
         <w:t>Приложение № 2</w:t>
       </w:r>
       <w:r>
@@ -7041,7 +7015,6 @@
           <w:sz w:val="24"/>
           <w:szCs w:val="24"/>
         </w:rPr>
-        <w:lastRenderedPageBreak/>
         <w:t>6. Ответственность</w:t>
       </w:r>
     </w:p>
@@ -7063,6 +7036,7 @@
           <w:sz w:val="24"/>
           <w:szCs w:val="24"/>
         </w:rPr>
+        <w:lastRenderedPageBreak/>
         <w:t>Субарендатор понимает, что несоблюдение указанных правил может привести к необратимому выходу техники из строя, короткому замыканию, возгоранию, взрыву, а также причинению тяжкого вреда здоровью и уничтожению имущества.</w:t>
       </w:r>
     </w:p>
@@ -8794,16 +8768,6 @@
         </w:rPr>
         <w:t>года</w:t>
       </w:r>
-    </w:p>
-    <w:p>
-      <w:pPr>
-        <w:spacing w:after="0"/>
-        <w:jc w:val="right"/>
-        <w:rPr>
-          <w:sz w:val="24"/>
-          <w:szCs w:val="24"/>
-        </w:rPr>
-      </w:pPr>
     </w:p>
     <w:p>
       <w:pPr>
